--- a/public/dgipr/docs/ms-3330.docx
+++ b/public/dgipr/docs/ms-3330.docx
@@ -128,15 +128,15 @@
     <w:p>
       <w:pPr>
         <w:keepNext/>
-        <w:spacing w:before="142" w:after="0" w:line="336" w:lineRule="auto"/>
+        <w:spacing w:before="113" w:after="0" w:line="336" w:lineRule="auto"/>
       </w:pPr>
       <w:r>
         <w:rPr>
           <w:rFonts w:ascii="Nirmala UI" w:hAnsi="Nirmala UI" w:cs="Nirmala UI" w:eastAsia="Nirmala UI"/>
           <w:b/>
-          <w:color w:val="4D4D6B"/>
-          <w:sz w:val="23"/>
-          <w:szCs w:val="23"/>
+          <w:color w:val="0C6B4C"/>
+          <w:sz w:val="24"/>
+          <w:szCs w:val="24"/>
           <w:bCs/>
           <w:lang w:bidi="mr-IN"/>
         </w:rPr>
@@ -218,7 +218,7 @@
           <w:szCs w:val="21"/>
           <w:lang w:bidi="mr-IN"/>
         </w:rPr>
-        <w:t>मुंबई, दि. १ :  महाभूमी स्टॅक प्रणालीमुळे राज्यातील सर्व जमिनीच्या मालकीहक्काबाबत एका क्लिकवर माहिती उपलब्ध होणार असल्याने राज्यातील गुंतवणूक आणि आर्थिक विकासाला चालना मिळेल, असा विश्वास मुख्यमंत्री देवेंद्र फडणवीस यांनी व्यक्त केला.</w:t>
+        <w:t>मुंबई, दि. १ : महाभूमी स्टॅक प्रणालीमुळे राज्यातील सर्व जमिनीच्या मालकीहक्काबाबत एका क्लिकवर माहिती उपलब्ध होणार असल्याने राज्यातील गुंतवणूक आणि आर्थिक विकासाला चालना मिळेल, असा विश्वास मुख्यमंत्री देवेंद्र फडणवीस यांनी व्यक्त केला.</w:t>
       </w:r>
     </w:p>
     <w:p>
@@ -456,7 +456,7 @@
           <w:szCs w:val="21"/>
           <w:lang w:bidi="mr-IN"/>
         </w:rPr>
-        <w:t>नागरिकांना होणारे फायदे  -</w:t>
+        <w:t>नागरिकांना होणारे फायदे -</w:t>
       </w:r>
     </w:p>
     <w:p>
@@ -558,7 +558,7 @@
           <w:szCs w:val="21"/>
           <w:lang w:bidi="mr-IN"/>
         </w:rPr>
-        <w:t>प्रणालीची वाटचाल : -  महाभूमी स्टॅकचा विकास जीआयएस आधारित भू-दृश्यीकरण,  कृत्रिम बुद्धिमत्तेवर (एआय) आधारित शोध सुविधा आणि नागरी स्थानिक स्वराज्य संस्थांच्या प्रणालींशी एकात्मीकरण दिशेने करण्यात येणार. प्रणाली आंतरविभागीय डिजिटल प्रशासनासाठी एक सक्षम व्यासपीठ ठरणार आहे.</w:t>
+        <w:t>प्रणालीची वाटचाल : - महाभूमी स्टॅकचा विकास जीआयएस आधारित भू-दृश्यीकरण, कृत्रिम बुद्धिमत्तेवर (एआय) आधारित शोध सुविधा आणि नागरी स्थानिक स्वराज्य संस्थांच्या प्रणालींशी एकात्मीकरण दिशेने करण्यात येणार. प्रणाली आंतरविभागीय डिजिटल प्रशासनासाठी एक सक्षम व्यासपीठ ठरणार आहे.</w:t>
       </w:r>
     </w:p>
     <w:p>
